--- a/00_cordination/Ongoing_Reflections.docx
+++ b/00_cordination/Ongoing_Reflections.docx
@@ -47,7 +47,7 @@
         <w:pStyle w:val="Normal"/>
         <w:numPr>
           <w:ilvl w:val="0"/>
-          <w:numId w:val="15"/>
+          <w:numId w:val="8"/>
         </w:numPr>
         <w:rPr>
           <w:b/>
@@ -77,7 +77,7 @@
         <w:pStyle w:val="Normal"/>
         <w:numPr>
           <w:ilvl w:val="0"/>
-          <w:numId w:val="15"/>
+          <w:numId w:val="8"/>
         </w:numPr>
         <w:rPr>
           <w:b/>
@@ -107,7 +107,7 @@
         <w:pStyle w:val="Normal"/>
         <w:numPr>
           <w:ilvl w:val="0"/>
-          <w:numId w:val="15"/>
+          <w:numId w:val="8"/>
         </w:numPr>
         <w:rPr>
           <w:b/>
@@ -137,7 +137,7 @@
         <w:pStyle w:val="Normal"/>
         <w:numPr>
           <w:ilvl w:val="0"/>
-          <w:numId w:val="15"/>
+          <w:numId w:val="8"/>
         </w:numPr>
         <w:rPr>
           <w:b/>
@@ -167,7 +167,7 @@
         <w:pStyle w:val="Normal"/>
         <w:numPr>
           <w:ilvl w:val="0"/>
-          <w:numId w:val="15"/>
+          <w:numId w:val="8"/>
         </w:numPr>
         <w:rPr>
           <w:b/>
@@ -189,7 +189,7 @@
         <w:pStyle w:val="Normal"/>
         <w:numPr>
           <w:ilvl w:val="0"/>
-          <w:numId w:val="15"/>
+          <w:numId w:val="8"/>
         </w:numPr>
         <w:rPr>
           <w:b/>
@@ -219,7 +219,7 @@
         <w:pStyle w:val="Normal"/>
         <w:numPr>
           <w:ilvl w:val="0"/>
-          <w:numId w:val="15"/>
+          <w:numId w:val="8"/>
         </w:numPr>
         <w:rPr>
           <w:b/>
@@ -241,7 +241,7 @@
         <w:pStyle w:val="Normal"/>
         <w:numPr>
           <w:ilvl w:val="1"/>
-          <w:numId w:val="15"/>
+          <w:numId w:val="8"/>
         </w:numPr>
         <w:rPr>
           <w:b/>
@@ -263,7 +263,7 @@
         <w:pStyle w:val="Normal"/>
         <w:numPr>
           <w:ilvl w:val="1"/>
-          <w:numId w:val="15"/>
+          <w:numId w:val="8"/>
         </w:numPr>
         <w:rPr>
           <w:b/>
@@ -285,7 +285,7 @@
         <w:pStyle w:val="Normal"/>
         <w:numPr>
           <w:ilvl w:val="1"/>
-          <w:numId w:val="15"/>
+          <w:numId w:val="8"/>
         </w:numPr>
         <w:rPr>
           <w:b/>
@@ -307,7 +307,7 @@
         <w:pStyle w:val="Normal"/>
         <w:numPr>
           <w:ilvl w:val="0"/>
-          <w:numId w:val="15"/>
+          <w:numId w:val="8"/>
         </w:numPr>
         <w:rPr>
           <w:b/>
@@ -329,7 +329,7 @@
         <w:pStyle w:val="Normal"/>
         <w:numPr>
           <w:ilvl w:val="0"/>
-          <w:numId w:val="15"/>
+          <w:numId w:val="8"/>
         </w:numPr>
         <w:rPr>
           <w:b/>
@@ -359,7 +359,7 @@
         <w:pStyle w:val="Normal"/>
         <w:numPr>
           <w:ilvl w:val="0"/>
-          <w:numId w:val="15"/>
+          <w:numId w:val="8"/>
         </w:numPr>
         <w:rPr>
           <w:b/>
@@ -381,7 +381,7 @@
         <w:pStyle w:val="Normal"/>
         <w:numPr>
           <w:ilvl w:val="0"/>
-          <w:numId w:val="15"/>
+          <w:numId w:val="8"/>
         </w:numPr>
         <w:rPr>
           <w:b/>
@@ -403,7 +403,7 @@
         <w:pStyle w:val="Normal"/>
         <w:numPr>
           <w:ilvl w:val="0"/>
-          <w:numId w:val="15"/>
+          <w:numId w:val="8"/>
         </w:numPr>
         <w:rPr>
           <w:b/>
@@ -491,7 +491,7 @@
         <w:pStyle w:val="ListParagraph"/>
         <w:numPr>
           <w:ilvl w:val="0"/>
-          <w:numId w:val="14"/>
+          <w:numId w:val="7"/>
         </w:numPr>
         <w:rPr/>
       </w:pPr>
@@ -512,7 +512,7 @@
         <w:pStyle w:val="ListParagraph"/>
         <w:numPr>
           <w:ilvl w:val="0"/>
-          <w:numId w:val="14"/>
+          <w:numId w:val="7"/>
         </w:numPr>
         <w:rPr/>
       </w:pPr>
@@ -682,7 +682,7 @@
         <w:pStyle w:val="ListParagraph"/>
         <w:numPr>
           <w:ilvl w:val="0"/>
-          <w:numId w:val="14"/>
+          <w:numId w:val="7"/>
         </w:numPr>
         <w:rPr/>
       </w:pPr>
@@ -703,7 +703,7 @@
         <w:pStyle w:val="ListParagraph"/>
         <w:numPr>
           <w:ilvl w:val="0"/>
-          <w:numId w:val="14"/>
+          <w:numId w:val="7"/>
         </w:numPr>
         <w:rPr/>
       </w:pPr>
@@ -724,7 +724,7 @@
         <w:pStyle w:val="ListParagraph"/>
         <w:numPr>
           <w:ilvl w:val="0"/>
-          <w:numId w:val="14"/>
+          <w:numId w:val="7"/>
         </w:numPr>
         <w:rPr/>
       </w:pPr>
@@ -3388,7 +3388,7 @@
       <w:lvlJc w:val="left"/>
       <w:pPr>
         <w:tabs>
-          <w:tab w:val="num" w:pos="720"/>
+          <w:tab w:val="num" w:pos="0"/>
         </w:tabs>
         <w:ind w:left="720" w:hanging="360"/>
       </w:pPr>
@@ -3401,7 +3401,7 @@
       <w:lvlJc w:val="left"/>
       <w:pPr>
         <w:tabs>
-          <w:tab w:val="num" w:pos="1440"/>
+          <w:tab w:val="num" w:pos="0"/>
         </w:tabs>
         <w:ind w:left="1440" w:hanging="360"/>
       </w:pPr>
@@ -3409,14 +3409,14 @@
     </w:lvl>
     <w:lvl w:ilvl="2">
       <w:start w:val="1"/>
-      <w:numFmt w:val="decimal"/>
+      <w:numFmt w:val="lowerRoman"/>
       <w:lvlText w:val="%3."/>
-      <w:lvlJc w:val="left"/>
-      <w:pPr>
-        <w:tabs>
-          <w:tab w:val="num" w:pos="2160"/>
-        </w:tabs>
-        <w:ind w:left="2160" w:hanging="360"/>
+      <w:lvlJc w:val="right"/>
+      <w:pPr>
+        <w:tabs>
+          <w:tab w:val="num" w:pos="0"/>
+        </w:tabs>
+        <w:ind w:left="2160" w:hanging="180"/>
       </w:pPr>
       <w:rPr/>
     </w:lvl>
@@ -3427,7 +3427,7 @@
       <w:lvlJc w:val="left"/>
       <w:pPr>
         <w:tabs>
-          <w:tab w:val="num" w:pos="2880"/>
+          <w:tab w:val="num" w:pos="0"/>
         </w:tabs>
         <w:ind w:left="2880" w:hanging="360"/>
       </w:pPr>
@@ -3435,12 +3435,12 @@
     </w:lvl>
     <w:lvl w:ilvl="4">
       <w:start w:val="1"/>
-      <w:numFmt w:val="decimal"/>
+      <w:numFmt w:val="lowerLetter"/>
       <w:lvlText w:val="%5."/>
       <w:lvlJc w:val="left"/>
       <w:pPr>
         <w:tabs>
-          <w:tab w:val="num" w:pos="3600"/>
+          <w:tab w:val="num" w:pos="0"/>
         </w:tabs>
         <w:ind w:left="3600" w:hanging="360"/>
       </w:pPr>
@@ -3448,14 +3448,14 @@
     </w:lvl>
     <w:lvl w:ilvl="5">
       <w:start w:val="1"/>
-      <w:numFmt w:val="decimal"/>
+      <w:numFmt w:val="lowerRoman"/>
       <w:lvlText w:val="%6."/>
-      <w:lvlJc w:val="left"/>
-      <w:pPr>
-        <w:tabs>
-          <w:tab w:val="num" w:pos="4320"/>
-        </w:tabs>
-        <w:ind w:left="4320" w:hanging="360"/>
+      <w:lvlJc w:val="right"/>
+      <w:pPr>
+        <w:tabs>
+          <w:tab w:val="num" w:pos="0"/>
+        </w:tabs>
+        <w:ind w:left="4320" w:hanging="180"/>
       </w:pPr>
       <w:rPr/>
     </w:lvl>
@@ -3466,7 +3466,7 @@
       <w:lvlJc w:val="left"/>
       <w:pPr>
         <w:tabs>
-          <w:tab w:val="num" w:pos="5040"/>
+          <w:tab w:val="num" w:pos="0"/>
         </w:tabs>
         <w:ind w:left="5040" w:hanging="360"/>
       </w:pPr>
@@ -3474,12 +3474,12 @@
     </w:lvl>
     <w:lvl w:ilvl="7">
       <w:start w:val="1"/>
-      <w:numFmt w:val="decimal"/>
+      <w:numFmt w:val="lowerLetter"/>
       <w:lvlText w:val="%8."/>
       <w:lvlJc w:val="left"/>
       <w:pPr>
         <w:tabs>
-          <w:tab w:val="num" w:pos="5760"/>
+          <w:tab w:val="num" w:pos="0"/>
         </w:tabs>
         <w:ind w:left="5760" w:hanging="360"/>
       </w:pPr>
@@ -3487,14 +3487,14 @@
     </w:lvl>
     <w:lvl w:ilvl="8">
       <w:start w:val="1"/>
-      <w:numFmt w:val="decimal"/>
+      <w:numFmt w:val="lowerRoman"/>
       <w:lvlText w:val="%9."/>
-      <w:lvlJc w:val="left"/>
-      <w:pPr>
-        <w:tabs>
-          <w:tab w:val="num" w:pos="6480"/>
-        </w:tabs>
-        <w:ind w:left="6480" w:hanging="360"/>
+      <w:lvlJc w:val="right"/>
+      <w:pPr>
+        <w:tabs>
+          <w:tab w:val="num" w:pos="0"/>
+        </w:tabs>
+        <w:ind w:left="6480" w:hanging="180"/>
       </w:pPr>
       <w:rPr/>
     </w:lvl>
@@ -3502,8 +3502,8 @@
   <w:abstractNum w:abstractNumId="8">
     <w:lvl w:ilvl="0">
       <w:start w:val="1"/>
-      <w:numFmt w:val="decimal"/>
-      <w:lvlText w:val="%1."/>
+      <w:numFmt w:val="bullet"/>
+      <w:lvlText w:val=""/>
       <w:lvlJc w:val="left"/>
       <w:pPr>
         <w:tabs>
@@ -3511,12 +3511,29 @@
         </w:tabs>
         <w:ind w:left="720" w:hanging="360"/>
       </w:pPr>
-      <w:rPr/>
+      <w:rPr>
+        <w:rFonts w:ascii="Symbol" w:hAnsi="Symbol" w:cs="Symbol" w:hint="default"/>
+      </w:rPr>
     </w:lvl>
     <w:lvl w:ilvl="1">
       <w:start w:val="1"/>
-      <w:numFmt w:val="lowerLetter"/>
-      <w:lvlText w:val="%2."/>
+      <w:numFmt w:val="bullet"/>
+      <w:lvlText w:val="◦"/>
+      <w:lvlJc w:val="left"/>
+      <w:pPr>
+        <w:tabs>
+          <w:tab w:val="num" w:pos="1080"/>
+        </w:tabs>
+        <w:ind w:left="1080" w:hanging="360"/>
+      </w:pPr>
+      <w:rPr>
+        <w:rFonts w:ascii="OpenSymbol" w:hAnsi="OpenSymbol" w:cs="OpenSymbol" w:hint="default"/>
+      </w:rPr>
+    </w:lvl>
+    <w:lvl w:ilvl="2">
+      <w:start w:val="1"/>
+      <w:numFmt w:val="bullet"/>
+      <w:lvlText w:val="▪"/>
       <w:lvlJc w:val="left"/>
       <w:pPr>
         <w:tabs>
@@ -3524,12 +3541,29 @@
         </w:tabs>
         <w:ind w:left="1440" w:hanging="360"/>
       </w:pPr>
-      <w:rPr/>
-    </w:lvl>
-    <w:lvl w:ilvl="2">
-      <w:start w:val="1"/>
-      <w:numFmt w:val="decimal"/>
-      <w:lvlText w:val="%3."/>
+      <w:rPr>
+        <w:rFonts w:ascii="OpenSymbol" w:hAnsi="OpenSymbol" w:cs="OpenSymbol" w:hint="default"/>
+      </w:rPr>
+    </w:lvl>
+    <w:lvl w:ilvl="3">
+      <w:start w:val="1"/>
+      <w:numFmt w:val="bullet"/>
+      <w:lvlText w:val=""/>
+      <w:lvlJc w:val="left"/>
+      <w:pPr>
+        <w:tabs>
+          <w:tab w:val="num" w:pos="1800"/>
+        </w:tabs>
+        <w:ind w:left="1800" w:hanging="360"/>
+      </w:pPr>
+      <w:rPr>
+        <w:rFonts w:ascii="Symbol" w:hAnsi="Symbol" w:cs="Symbol" w:hint="default"/>
+      </w:rPr>
+    </w:lvl>
+    <w:lvl w:ilvl="4">
+      <w:start w:val="1"/>
+      <w:numFmt w:val="bullet"/>
+      <w:lvlText w:val="◦"/>
       <w:lvlJc w:val="left"/>
       <w:pPr>
         <w:tabs>
@@ -3537,12 +3571,29 @@
         </w:tabs>
         <w:ind w:left="2160" w:hanging="360"/>
       </w:pPr>
-      <w:rPr/>
-    </w:lvl>
-    <w:lvl w:ilvl="3">
-      <w:start w:val="1"/>
-      <w:numFmt w:val="decimal"/>
-      <w:lvlText w:val="%4."/>
+      <w:rPr>
+        <w:rFonts w:ascii="OpenSymbol" w:hAnsi="OpenSymbol" w:cs="OpenSymbol" w:hint="default"/>
+      </w:rPr>
+    </w:lvl>
+    <w:lvl w:ilvl="5">
+      <w:start w:val="1"/>
+      <w:numFmt w:val="bullet"/>
+      <w:lvlText w:val="▪"/>
+      <w:lvlJc w:val="left"/>
+      <w:pPr>
+        <w:tabs>
+          <w:tab w:val="num" w:pos="2520"/>
+        </w:tabs>
+        <w:ind w:left="2520" w:hanging="360"/>
+      </w:pPr>
+      <w:rPr>
+        <w:rFonts w:ascii="OpenSymbol" w:hAnsi="OpenSymbol" w:cs="OpenSymbol" w:hint="default"/>
+      </w:rPr>
+    </w:lvl>
+    <w:lvl w:ilvl="6">
+      <w:start w:val="1"/>
+      <w:numFmt w:val="bullet"/>
+      <w:lvlText w:val=""/>
       <w:lvlJc w:val="left"/>
       <w:pPr>
         <w:tabs>
@@ -3550,12 +3601,29 @@
         </w:tabs>
         <w:ind w:left="2880" w:hanging="360"/>
       </w:pPr>
-      <w:rPr/>
-    </w:lvl>
-    <w:lvl w:ilvl="4">
-      <w:start w:val="1"/>
-      <w:numFmt w:val="decimal"/>
-      <w:lvlText w:val="%5."/>
+      <w:rPr>
+        <w:rFonts w:ascii="Symbol" w:hAnsi="Symbol" w:cs="Symbol" w:hint="default"/>
+      </w:rPr>
+    </w:lvl>
+    <w:lvl w:ilvl="7">
+      <w:start w:val="1"/>
+      <w:numFmt w:val="bullet"/>
+      <w:lvlText w:val="◦"/>
+      <w:lvlJc w:val="left"/>
+      <w:pPr>
+        <w:tabs>
+          <w:tab w:val="num" w:pos="3240"/>
+        </w:tabs>
+        <w:ind w:left="3240" w:hanging="360"/>
+      </w:pPr>
+      <w:rPr>
+        <w:rFonts w:ascii="OpenSymbol" w:hAnsi="OpenSymbol" w:cs="OpenSymbol" w:hint="default"/>
+      </w:rPr>
+    </w:lvl>
+    <w:lvl w:ilvl="8">
+      <w:start w:val="1"/>
+      <w:numFmt w:val="bullet"/>
+      <w:lvlText w:val="▪"/>
       <w:lvlJc w:val="left"/>
       <w:pPr>
         <w:tabs>
@@ -3563,59 +3631,9 @@
         </w:tabs>
         <w:ind w:left="3600" w:hanging="360"/>
       </w:pPr>
-      <w:rPr/>
-    </w:lvl>
-    <w:lvl w:ilvl="5">
-      <w:start w:val="1"/>
-      <w:numFmt w:val="decimal"/>
-      <w:lvlText w:val="%6."/>
-      <w:lvlJc w:val="left"/>
-      <w:pPr>
-        <w:tabs>
-          <w:tab w:val="num" w:pos="4320"/>
-        </w:tabs>
-        <w:ind w:left="4320" w:hanging="360"/>
-      </w:pPr>
-      <w:rPr/>
-    </w:lvl>
-    <w:lvl w:ilvl="6">
-      <w:start w:val="1"/>
-      <w:numFmt w:val="decimal"/>
-      <w:lvlText w:val="%7."/>
-      <w:lvlJc w:val="left"/>
-      <w:pPr>
-        <w:tabs>
-          <w:tab w:val="num" w:pos="5040"/>
-        </w:tabs>
-        <w:ind w:left="5040" w:hanging="360"/>
-      </w:pPr>
-      <w:rPr/>
-    </w:lvl>
-    <w:lvl w:ilvl="7">
-      <w:start w:val="1"/>
-      <w:numFmt w:val="decimal"/>
-      <w:lvlText w:val="%8."/>
-      <w:lvlJc w:val="left"/>
-      <w:pPr>
-        <w:tabs>
-          <w:tab w:val="num" w:pos="5760"/>
-        </w:tabs>
-        <w:ind w:left="5760" w:hanging="360"/>
-      </w:pPr>
-      <w:rPr/>
-    </w:lvl>
-    <w:lvl w:ilvl="8">
-      <w:start w:val="1"/>
-      <w:numFmt w:val="decimal"/>
-      <w:lvlText w:val="%9."/>
-      <w:lvlJc w:val="left"/>
-      <w:pPr>
-        <w:tabs>
-          <w:tab w:val="num" w:pos="6480"/>
-        </w:tabs>
-        <w:ind w:left="6480" w:hanging="360"/>
-      </w:pPr>
-      <w:rPr/>
+      <w:rPr>
+        <w:rFonts w:ascii="OpenSymbol" w:hAnsi="OpenSymbol" w:cs="OpenSymbol" w:hint="default"/>
+      </w:rPr>
     </w:lvl>
   </w:abstractNum>
   <w:abstractNum w:abstractNumId="9">
@@ -4221,7 +4239,7 @@
       <w:lvlJc w:val="left"/>
       <w:pPr>
         <w:tabs>
-          <w:tab w:val="num" w:pos="0"/>
+          <w:tab w:val="num" w:pos="720"/>
         </w:tabs>
         <w:ind w:left="720" w:hanging="360"/>
       </w:pPr>
@@ -4234,7 +4252,7 @@
       <w:lvlJc w:val="left"/>
       <w:pPr>
         <w:tabs>
-          <w:tab w:val="num" w:pos="0"/>
+          <w:tab w:val="num" w:pos="1440"/>
         </w:tabs>
         <w:ind w:left="1440" w:hanging="360"/>
       </w:pPr>
@@ -4242,14 +4260,14 @@
     </w:lvl>
     <w:lvl w:ilvl="2">
       <w:start w:val="1"/>
-      <w:numFmt w:val="lowerRoman"/>
+      <w:numFmt w:val="decimal"/>
       <w:lvlText w:val="%3."/>
-      <w:lvlJc w:val="right"/>
-      <w:pPr>
-        <w:tabs>
-          <w:tab w:val="num" w:pos="0"/>
-        </w:tabs>
-        <w:ind w:left="2160" w:hanging="180"/>
+      <w:lvlJc w:val="left"/>
+      <w:pPr>
+        <w:tabs>
+          <w:tab w:val="num" w:pos="2160"/>
+        </w:tabs>
+        <w:ind w:left="2160" w:hanging="360"/>
       </w:pPr>
       <w:rPr/>
     </w:lvl>
@@ -4260,7 +4278,7 @@
       <w:lvlJc w:val="left"/>
       <w:pPr>
         <w:tabs>
-          <w:tab w:val="num" w:pos="0"/>
+          <w:tab w:val="num" w:pos="2880"/>
         </w:tabs>
         <w:ind w:left="2880" w:hanging="360"/>
       </w:pPr>
@@ -4268,12 +4286,12 @@
     </w:lvl>
     <w:lvl w:ilvl="4">
       <w:start w:val="1"/>
-      <w:numFmt w:val="lowerLetter"/>
+      <w:numFmt w:val="decimal"/>
       <w:lvlText w:val="%5."/>
       <w:lvlJc w:val="left"/>
       <w:pPr>
         <w:tabs>
-          <w:tab w:val="num" w:pos="0"/>
+          <w:tab w:val="num" w:pos="3600"/>
         </w:tabs>
         <w:ind w:left="3600" w:hanging="360"/>
       </w:pPr>
@@ -4281,14 +4299,14 @@
     </w:lvl>
     <w:lvl w:ilvl="5">
       <w:start w:val="1"/>
-      <w:numFmt w:val="lowerRoman"/>
+      <w:numFmt w:val="decimal"/>
       <w:lvlText w:val="%6."/>
-      <w:lvlJc w:val="right"/>
-      <w:pPr>
-        <w:tabs>
-          <w:tab w:val="num" w:pos="0"/>
-        </w:tabs>
-        <w:ind w:left="4320" w:hanging="180"/>
+      <w:lvlJc w:val="left"/>
+      <w:pPr>
+        <w:tabs>
+          <w:tab w:val="num" w:pos="4320"/>
+        </w:tabs>
+        <w:ind w:left="4320" w:hanging="360"/>
       </w:pPr>
       <w:rPr/>
     </w:lvl>
@@ -4299,7 +4317,7 @@
       <w:lvlJc w:val="left"/>
       <w:pPr>
         <w:tabs>
-          <w:tab w:val="num" w:pos="0"/>
+          <w:tab w:val="num" w:pos="5040"/>
         </w:tabs>
         <w:ind w:left="5040" w:hanging="360"/>
       </w:pPr>
@@ -4307,12 +4325,12 @@
     </w:lvl>
     <w:lvl w:ilvl="7">
       <w:start w:val="1"/>
-      <w:numFmt w:val="lowerLetter"/>
+      <w:numFmt w:val="decimal"/>
       <w:lvlText w:val="%8."/>
       <w:lvlJc w:val="left"/>
       <w:pPr>
         <w:tabs>
-          <w:tab w:val="num" w:pos="0"/>
+          <w:tab w:val="num" w:pos="5760"/>
         </w:tabs>
         <w:ind w:left="5760" w:hanging="360"/>
       </w:pPr>
@@ -4320,14 +4338,14 @@
     </w:lvl>
     <w:lvl w:ilvl="8">
       <w:start w:val="1"/>
-      <w:numFmt w:val="lowerRoman"/>
+      <w:numFmt w:val="decimal"/>
       <w:lvlText w:val="%9."/>
-      <w:lvlJc w:val="right"/>
-      <w:pPr>
-        <w:tabs>
-          <w:tab w:val="num" w:pos="0"/>
-        </w:tabs>
-        <w:ind w:left="6480" w:hanging="180"/>
+      <w:lvlJc w:val="left"/>
+      <w:pPr>
+        <w:tabs>
+          <w:tab w:val="num" w:pos="6480"/>
+        </w:tabs>
+        <w:ind w:left="6480" w:hanging="360"/>
       </w:pPr>
       <w:rPr/>
     </w:lvl>
@@ -4335,8 +4353,8 @@
   <w:abstractNum w:abstractNumId="15">
     <w:lvl w:ilvl="0">
       <w:start w:val="1"/>
-      <w:numFmt w:val="bullet"/>
-      <w:lvlText w:val=""/>
+      <w:numFmt w:val="decimal"/>
+      <w:lvlText w:val="%1."/>
       <w:lvlJc w:val="left"/>
       <w:pPr>
         <w:tabs>
@@ -4344,129 +4362,111 @@
         </w:tabs>
         <w:ind w:left="720" w:hanging="360"/>
       </w:pPr>
-      <w:rPr>
-        <w:rFonts w:ascii="Symbol" w:hAnsi="Symbol" w:cs="Symbol" w:hint="default"/>
-      </w:rPr>
+      <w:rPr/>
     </w:lvl>
     <w:lvl w:ilvl="1">
       <w:start w:val="1"/>
-      <w:numFmt w:val="bullet"/>
-      <w:lvlText w:val="◦"/>
-      <w:lvlJc w:val="left"/>
-      <w:pPr>
-        <w:tabs>
-          <w:tab w:val="num" w:pos="1080"/>
-        </w:tabs>
-        <w:ind w:left="1080" w:hanging="360"/>
-      </w:pPr>
-      <w:rPr>
-        <w:rFonts w:ascii="OpenSymbol" w:hAnsi="OpenSymbol" w:cs="OpenSymbol" w:hint="default"/>
-      </w:rPr>
+      <w:numFmt w:val="lowerLetter"/>
+      <w:lvlText w:val="%2."/>
+      <w:lvlJc w:val="left"/>
+      <w:pPr>
+        <w:tabs>
+          <w:tab w:val="num" w:pos="1440"/>
+        </w:tabs>
+        <w:ind w:left="1440" w:hanging="360"/>
+      </w:pPr>
+      <w:rPr/>
     </w:lvl>
     <w:lvl w:ilvl="2">
       <w:start w:val="1"/>
-      <w:numFmt w:val="bullet"/>
-      <w:lvlText w:val="▪"/>
-      <w:lvlJc w:val="left"/>
-      <w:pPr>
-        <w:tabs>
-          <w:tab w:val="num" w:pos="1440"/>
-        </w:tabs>
-        <w:ind w:left="1440" w:hanging="360"/>
-      </w:pPr>
-      <w:rPr>
-        <w:rFonts w:ascii="OpenSymbol" w:hAnsi="OpenSymbol" w:cs="OpenSymbol" w:hint="default"/>
-      </w:rPr>
+      <w:numFmt w:val="decimal"/>
+      <w:lvlText w:val="%3."/>
+      <w:lvlJc w:val="left"/>
+      <w:pPr>
+        <w:tabs>
+          <w:tab w:val="num" w:pos="2160"/>
+        </w:tabs>
+        <w:ind w:left="2160" w:hanging="360"/>
+      </w:pPr>
+      <w:rPr/>
     </w:lvl>
     <w:lvl w:ilvl="3">
       <w:start w:val="1"/>
-      <w:numFmt w:val="bullet"/>
-      <w:lvlText w:val=""/>
-      <w:lvlJc w:val="left"/>
-      <w:pPr>
-        <w:tabs>
-          <w:tab w:val="num" w:pos="1800"/>
-        </w:tabs>
-        <w:ind w:left="1800" w:hanging="360"/>
-      </w:pPr>
-      <w:rPr>
-        <w:rFonts w:ascii="Symbol" w:hAnsi="Symbol" w:cs="Symbol" w:hint="default"/>
-      </w:rPr>
+      <w:numFmt w:val="decimal"/>
+      <w:lvlText w:val="%4."/>
+      <w:lvlJc w:val="left"/>
+      <w:pPr>
+        <w:tabs>
+          <w:tab w:val="num" w:pos="2880"/>
+        </w:tabs>
+        <w:ind w:left="2880" w:hanging="360"/>
+      </w:pPr>
+      <w:rPr/>
     </w:lvl>
     <w:lvl w:ilvl="4">
       <w:start w:val="1"/>
-      <w:numFmt w:val="bullet"/>
-      <w:lvlText w:val="◦"/>
-      <w:lvlJc w:val="left"/>
-      <w:pPr>
-        <w:tabs>
-          <w:tab w:val="num" w:pos="2160"/>
-        </w:tabs>
-        <w:ind w:left="2160" w:hanging="360"/>
-      </w:pPr>
-      <w:rPr>
-        <w:rFonts w:ascii="OpenSymbol" w:hAnsi="OpenSymbol" w:cs="OpenSymbol" w:hint="default"/>
-      </w:rPr>
+      <w:numFmt w:val="decimal"/>
+      <w:lvlText w:val="%5."/>
+      <w:lvlJc w:val="left"/>
+      <w:pPr>
+        <w:tabs>
+          <w:tab w:val="num" w:pos="3600"/>
+        </w:tabs>
+        <w:ind w:left="3600" w:hanging="360"/>
+      </w:pPr>
+      <w:rPr/>
     </w:lvl>
     <w:lvl w:ilvl="5">
       <w:start w:val="1"/>
-      <w:numFmt w:val="bullet"/>
-      <w:lvlText w:val="▪"/>
-      <w:lvlJc w:val="left"/>
-      <w:pPr>
-        <w:tabs>
-          <w:tab w:val="num" w:pos="2520"/>
-        </w:tabs>
-        <w:ind w:left="2520" w:hanging="360"/>
-      </w:pPr>
-      <w:rPr>
-        <w:rFonts w:ascii="OpenSymbol" w:hAnsi="OpenSymbol" w:cs="OpenSymbol" w:hint="default"/>
-      </w:rPr>
+      <w:numFmt w:val="decimal"/>
+      <w:lvlText w:val="%6."/>
+      <w:lvlJc w:val="left"/>
+      <w:pPr>
+        <w:tabs>
+          <w:tab w:val="num" w:pos="4320"/>
+        </w:tabs>
+        <w:ind w:left="4320" w:hanging="360"/>
+      </w:pPr>
+      <w:rPr/>
     </w:lvl>
     <w:lvl w:ilvl="6">
       <w:start w:val="1"/>
-      <w:numFmt w:val="bullet"/>
-      <w:lvlText w:val=""/>
-      <w:lvlJc w:val="left"/>
-      <w:pPr>
-        <w:tabs>
-          <w:tab w:val="num" w:pos="2880"/>
-        </w:tabs>
-        <w:ind w:left="2880" w:hanging="360"/>
-      </w:pPr>
-      <w:rPr>
-        <w:rFonts w:ascii="Symbol" w:hAnsi="Symbol" w:cs="Symbol" w:hint="default"/>
-      </w:rPr>
+      <w:numFmt w:val="decimal"/>
+      <w:lvlText w:val="%7."/>
+      <w:lvlJc w:val="left"/>
+      <w:pPr>
+        <w:tabs>
+          <w:tab w:val="num" w:pos="5040"/>
+        </w:tabs>
+        <w:ind w:left="5040" w:hanging="360"/>
+      </w:pPr>
+      <w:rPr/>
     </w:lvl>
     <w:lvl w:ilvl="7">
       <w:start w:val="1"/>
-      <w:numFmt w:val="bullet"/>
-      <w:lvlText w:val="◦"/>
-      <w:lvlJc w:val="left"/>
-      <w:pPr>
-        <w:tabs>
-          <w:tab w:val="num" w:pos="3240"/>
-        </w:tabs>
-        <w:ind w:left="3240" w:hanging="360"/>
-      </w:pPr>
-      <w:rPr>
-        <w:rFonts w:ascii="OpenSymbol" w:hAnsi="OpenSymbol" w:cs="OpenSymbol" w:hint="default"/>
-      </w:rPr>
+      <w:numFmt w:val="decimal"/>
+      <w:lvlText w:val="%8."/>
+      <w:lvlJc w:val="left"/>
+      <w:pPr>
+        <w:tabs>
+          <w:tab w:val="num" w:pos="5760"/>
+        </w:tabs>
+        <w:ind w:left="5760" w:hanging="360"/>
+      </w:pPr>
+      <w:rPr/>
     </w:lvl>
     <w:lvl w:ilvl="8">
       <w:start w:val="1"/>
-      <w:numFmt w:val="bullet"/>
-      <w:lvlText w:val="▪"/>
-      <w:lvlJc w:val="left"/>
-      <w:pPr>
-        <w:tabs>
-          <w:tab w:val="num" w:pos="3600"/>
-        </w:tabs>
-        <w:ind w:left="3600" w:hanging="360"/>
-      </w:pPr>
-      <w:rPr>
-        <w:rFonts w:ascii="OpenSymbol" w:hAnsi="OpenSymbol" w:cs="OpenSymbol" w:hint="default"/>
-      </w:rPr>
+      <w:numFmt w:val="decimal"/>
+      <w:lvlText w:val="%9."/>
+      <w:lvlJc w:val="left"/>
+      <w:pPr>
+        <w:tabs>
+          <w:tab w:val="num" w:pos="6480"/>
+        </w:tabs>
+        <w:ind w:left="6480" w:hanging="360"/>
+      </w:pPr>
+      <w:rPr/>
     </w:lvl>
   </w:abstractNum>
   <w:abstractNum w:abstractNumId="16">
